--- a/word_reports/LP_0039_위치_460_Various Artists_Private L.docx
+++ b/word_reports/LP_0039_위치_460_Various Artists_Private L.docx
@@ -4,7 +4,7 @@
   <w:body>
     <w:p>
       <w:pPr>
-        <w:spacing w:after="280"/>
+        <w:spacing w:after="80"/>
       </w:pPr>
       <w:r>
         <w:rPr w:rFonts="맑은 고딕">
@@ -13,94 +13,47 @@
           <w:color w:val="1E3A8A"/>
           <w:sz w:val="30"/>
         </w:rPr>
-        <w:t>[460] Various Artists - Private Lessons( Music From … )</w:t>
+        <w:t>Various Artists - Private Lessons( Music From … )</w:t>
       </w:r>
     </w:p>
     <w:p>
       <w:pPr>
-        <w:spacing w:after="320"/>
+        <w:spacing w:after="240"/>
       </w:pPr>
       <w:r>
         <w:rPr w:rFonts="맑은 고딕">
           <w:rFonts w:ascii="맑은 고딕" w:hAnsi="맑은 고딕" w:eastAsia="맑은 고딕"/>
           <w:b/>
-          <w:sz w:val="20"/>
+          <w:color w:val="4B5563"/>
+          <w:sz w:val="22"/>
         </w:rPr>
-        <w:t>■ 위치 : 460</w:t>
-        <w:br/>
-      </w:r>
-      <w:r>
-        <w:rPr w:rFonts="맑은 고딕">
-          <w:rFonts w:ascii="맑은 고딕" w:hAnsi="맑은 고딕" w:eastAsia="맑은 고딕"/>
-          <w:b/>
-          <w:sz w:val="20"/>
-        </w:rPr>
-        <w:t>■ 아티스트 : Various Artists</w:t>
-        <w:br/>
-      </w:r>
-      <w:r>
-        <w:rPr w:rFonts="맑은 고딕">
-          <w:rFonts w:ascii="맑은 고딕" w:hAnsi="맑은 고딕" w:eastAsia="맑은 고딕"/>
-          <w:b/>
-          <w:sz w:val="20"/>
-        </w:rPr>
-        <w:t>■ 앨범명 : Private Lessons( Music From … )</w:t>
-        <w:br/>
-      </w:r>
-      <w:r>
-        <w:rPr w:rFonts="맑은 고딕">
-          <w:rFonts w:ascii="맑은 고딕" w:hAnsi="맑은 고딕" w:eastAsia="맑은 고딕"/>
-          <w:b w:val="0"/>
-          <w:sz w:val="20"/>
-        </w:rPr>
-        <w:t>■ 음반 레이블 : MCA Records</w:t>
-        <w:br/>
-      </w:r>
-      <w:r>
-        <w:rPr w:rFonts="맑은 고딕">
-          <w:rFonts w:ascii="맑은 고딕" w:hAnsi="맑은 고딕" w:eastAsia="맑은 고딕"/>
-          <w:b w:val="0"/>
-          <w:sz w:val="20"/>
-        </w:rPr>
-        <w:t>■ 발매년도 : 1981</w:t>
-        <w:br/>
-      </w:r>
-      <w:r>
-        <w:rPr w:rFonts="맑은 고딕">
-          <w:rFonts w:ascii="맑은 고딕" w:hAnsi="맑은 고딕" w:eastAsia="맑은 고딕"/>
-          <w:b w:val="0"/>
-          <w:sz w:val="20"/>
-        </w:rPr>
-        <w:t>■ 장르 : 영화 음악 (Soundtrack), 팝/록 (Pop/Rock), 뉴 웨이브 (New Wave)</w:t>
-        <w:br/>
-      </w:r>
-      <w:r>
-        <w:rPr w:rFonts="맑은 고딕">
-          <w:rFonts w:ascii="맑은 고딕" w:hAnsi="맑은 고딕" w:eastAsia="맑은 고딕"/>
-          <w:b w:val="0"/>
-          <w:sz w:val="20"/>
-        </w:rPr>
-        <w:t>■ 주요 수록곡 : 1. Willie Aames - I'm Ready</w:t>
-        <w:br/>
+        <w:t>위치 :  460</w:t>
       </w:r>
     </w:p>
     <w:p>
       <w:pPr>
-        <w:spacing w:after="160"/>
+        <w:spacing w:line="324" w:lineRule="auto" w:before="80" w:after="160"/>
       </w:pPr>
       <w:r>
         <w:rPr w:rFonts="맑은 고딕">
           <w:rFonts w:ascii="맑은 고딕" w:hAnsi="맑은 고딕" w:eastAsia="맑은 고딕"/>
           <w:b/>
           <w:color w:val="1F2937"/>
-          <w:sz w:val="24"/>
+          <w:sz w:val="22"/>
         </w:rPr>
-        <w:t>■ 음반 해설 및 감상 가이드</w:t>
+        <w:t xml:space="preserve">[음반 소개] </w:t>
+      </w:r>
+      <w:r>
+        <w:rPr w:rFonts="맑은 고딕">
+          <w:rFonts w:ascii="맑은 고딕" w:hAnsi="맑은 고딕" w:eastAsia="맑은 고딕"/>
+          <w:b w:val="0"/>
+          <w:sz w:val="21"/>
+        </w:rPr>
       </w:r>
     </w:p>
     <w:p>
       <w:pPr>
-        <w:spacing w:line="312" w:lineRule="auto" w:after="120"/>
+        <w:spacing w:line="324" w:lineRule="auto" w:after="120"/>
       </w:pPr>
       <w:r>
         <w:rPr w:rFonts="맑은 고딕">
@@ -108,51 +61,516 @@
           <w:b w:val="0"/>
           <w:sz w:val="21"/>
         </w:rPr>
-        <w:t>1981년에 개봉하여 센세이션을 일으켰던 청춘 코미디 영화 《개인 교수(Private Lessons)》의 오리지널 사운드트랙 LP입니다. '엠마누엘' 시리즈로 대중문화의 상징적 인물이 된 실비아 크리스텔(Sylvia Kristel) 주연의 이 영화는 당시 상업적으로 큰 성공을 거두었으며, 음악 역시 1970년대 후반에서 1980년대 초반을 풍미했던 빌보드 톱 차트 히트곡들을 대거 수록하여 영화의 유쾌하고 감각적인 분위기를 완벽하게 지원합니다.</w:t>
+        <w:t>1981년 전 세계 청춘들의 심장을 뒤흔들었던 화제작, 영화 《개인교수(Private Lessons)》의 사운드트랙은 80년대 초반 찬란하게 태동하던 팝과 록, 그리고 감미로운 AOR 사운드의 매혹적인 정수를 담아낸 기념비적 음반입니다. 스크린을 수놓았던 아찔하고도 풋풋한 로맨스의 순간들은 당대 최고의 뮤지션들이 직조해 낸 감각적인 선율을 타고 한 편의 아름다운 청춘의 시(詩)로 환생합니다. 화려한 멜로디 이면에 서정적인 잔향을 남기는 이 앨범은, 단순히 영화의 배경음악을 넘어 1980년대 아날로그 팝 사운드가 지닌 낭만적 미학을 가장 뜨겁게 웅변하고 있습니다.</w:t>
       </w:r>
     </w:p>
     <w:p>
       <w:pPr>
-        <w:spacing w:line="312" w:lineRule="auto" w:after="120"/>
+        <w:spacing w:line="324" w:lineRule="auto" w:before="200" w:after="80"/>
       </w:pPr>
+      <w:r>
+        <w:rPr w:rFonts="맑은 고딕">
+          <w:rFonts w:ascii="맑은 고딕" w:hAnsi="맑은 고딕" w:eastAsia="맑은 고딕"/>
+          <w:b/>
+          <w:color w:val="1E3A8A"/>
+          <w:sz w:val="24"/>
+        </w:rPr>
+        <w:t>1. 음반 데이터</w:t>
+      </w:r>
+    </w:p>
+    <w:p>
+      <w:pPr>
+        <w:spacing w:line="324" w:lineRule="auto" w:after="80"/>
+      </w:pPr>
+      <w:r>
+        <w:rPr w:rFonts="맑은 고딕">
+          <w:rFonts w:ascii="맑은 고딕" w:hAnsi="맑은 고딕" w:eastAsia="맑은 고딕"/>
+          <w:b w:val="0"/>
+          <w:color w:val="6B7280"/>
+          <w:sz w:val="21"/>
+        </w:rPr>
+        <w:t xml:space="preserve">· </w:t>
+      </w:r>
+      <w:r>
+        <w:rPr w:rFonts="맑은 고딕">
+          <w:rFonts w:ascii="맑은 고딕" w:hAnsi="맑은 고딕" w:eastAsia="맑은 고딕"/>
+          <w:b/>
+          <w:color w:val="1F2937"/>
+          <w:sz w:val="21"/>
+        </w:rPr>
+        <w:t xml:space="preserve">앨범명: </w:t>
+      </w:r>
       <w:r>
         <w:rPr w:rFonts="맑은 고딕">
           <w:rFonts w:ascii="맑은 고딕" w:hAnsi="맑은 고딕" w:eastAsia="맑은 고딕"/>
           <w:b w:val="0"/>
           <w:sz w:val="21"/>
         </w:rPr>
-        <w:t>본 음반은 단순한 배경음악 모음집을 넘어, 당대 미국 대중음악계의 다채로운 스펙트럼을 한 번에 감상할 수 있는 훌륭한 콤필레이션 앨범으로서의 가치를 가집니다. 칩 트릭(Cheap Trick)의 파워 팝 명곡 "Surrender"와 더 낵(The Knack)의 폭발적인 훅이 돋보이는 "My Sharona"는 에너지 넘치는 뉴 웨이브/록 사운드를 전면에 내세우며, 루퍼트 홈즈(Rupert Holmes)의 "Escape (The Piña Colada Song)"와 로드 스튜어트(Rod Stewart)의 "Do Ya Think I'm Sexy?"는 세련된 팝과 디스코 록의 정수를 보여줍니다. 여기에 어스 윈드 앤 파이어(Earth, Wind &amp; Fire)의 환상적인 펑크/소울 트랙 "Fantasy"까지 더해져 듣는 즐거움을 배가시킵니다.</w:t>
+        <w:t>Private Lessons( Music From … )</w:t>
       </w:r>
     </w:p>
     <w:p>
       <w:pPr>
-        <w:spacing w:line="312" w:lineRule="auto" w:after="120"/>
+        <w:spacing w:line="324" w:lineRule="auto" w:after="80"/>
       </w:pPr>
+      <w:r>
+        <w:rPr w:rFonts="맑은 고딕">
+          <w:rFonts w:ascii="맑은 고딕" w:hAnsi="맑은 고딕" w:eastAsia="맑은 고딕"/>
+          <w:b w:val="0"/>
+          <w:color w:val="6B7280"/>
+          <w:sz w:val="21"/>
+        </w:rPr>
+        <w:t xml:space="preserve">· </w:t>
+      </w:r>
+      <w:r>
+        <w:rPr w:rFonts="맑은 고딕">
+          <w:rFonts w:ascii="맑은 고딕" w:hAnsi="맑은 고딕" w:eastAsia="맑은 고딕"/>
+          <w:b/>
+          <w:color w:val="1F2937"/>
+          <w:sz w:val="21"/>
+        </w:rPr>
+        <w:t xml:space="preserve">아티스트: </w:t>
+      </w:r>
       <w:r>
         <w:rPr w:rFonts="맑은 고딕">
           <w:rFonts w:ascii="맑은 고딕" w:hAnsi="맑은 고딕" w:eastAsia="맑은 고딕"/>
           <w:b w:val="0"/>
           <w:sz w:val="21"/>
         </w:rPr>
-        <w:t>아날로그 LP 스피커를 통해 전해지는 sound production은 80년대 초반 특유의 선명하고 탄력적인 베이스 라인과 화려한 브라스, 라이브감 넘치는 기타 리프를 생생하게 재현합니다. 특히 영화의 남주연을 맡았던 윌리 에임스(Willie Aames)가 직접 부른 "I'm Ready"와 같은 트랙은 배우의 신선한 보컬 매력과 당시 10대 우상의 풋풋한 감성을 담아내어 앨범의 독창적인 매력을 완성합니다.</w:t>
+        <w:t>Various Artists</w:t>
       </w:r>
     </w:p>
     <w:p>
       <w:pPr>
-        <w:spacing w:line="312" w:lineRule="auto" w:after="120"/>
+        <w:spacing w:line="324" w:lineRule="auto" w:after="80"/>
       </w:pPr>
+      <w:r>
+        <w:rPr w:rFonts="맑은 고딕">
+          <w:rFonts w:ascii="맑은 고딕" w:hAnsi="맑은 고딕" w:eastAsia="맑은 고딕"/>
+          <w:b w:val="0"/>
+          <w:color w:val="6B7280"/>
+          <w:sz w:val="21"/>
+        </w:rPr>
+        <w:t xml:space="preserve">· </w:t>
+      </w:r>
+      <w:r>
+        <w:rPr w:rFonts="맑은 고딕">
+          <w:rFonts w:ascii="맑은 고딕" w:hAnsi="맑은 고딕" w:eastAsia="맑은 고딕"/>
+          <w:b/>
+          <w:color w:val="1F2937"/>
+          <w:sz w:val="21"/>
+        </w:rPr>
+        <w:t xml:space="preserve">발매 정보: </w:t>
+      </w:r>
       <w:r>
         <w:rPr w:rFonts="맑은 고딕">
           <w:rFonts w:ascii="맑은 고딕" w:hAnsi="맑은 고딕" w:eastAsia="맑은 고딕"/>
           <w:b w:val="0"/>
           <w:sz w:val="21"/>
         </w:rPr>
-        <w:t>이 앨범은 1980년대의 시작점을 알리던 시대의 감성과 황금기 아날로그 팝 사운드의 진수를 고스란히 간직하고 있습니다. 시대의 아이콘이었던 히트곡들이 영화적 스토리와 맞물려 선사하는 특유의 청량함과 노스탤지어는, LP의 따뜻한 질감과 만나 오늘날의 감상자에게도 유쾌하고 격조 높은 음악적 즐거움을 안겨줄 것입니다.</w:t>
+        <w:t>1981년 영화의 세계적인 흥행 열풍과 맞물려 발매된 오리지널 사운드트랙으로, 당대 팝과 록 씬을 주도하던 실력파 아티스트들의 음악과 감각적인 오리지널 스코어를 망라하여 기획·제작된 음반입니다.</w:t>
+      </w:r>
+    </w:p>
+    <w:p>
+      <w:pPr>
+        <w:spacing w:line="324" w:lineRule="auto" w:after="80"/>
+      </w:pPr>
+      <w:r>
+        <w:rPr w:rFonts="맑은 고딕">
+          <w:rFonts w:ascii="맑은 고딕" w:hAnsi="맑은 고딕" w:eastAsia="맑은 고딕"/>
+          <w:b w:val="0"/>
+          <w:color w:val="6B7280"/>
+          <w:sz w:val="21"/>
+        </w:rPr>
+        <w:t xml:space="preserve">· </w:t>
+      </w:r>
+      <w:r>
+        <w:rPr w:rFonts="맑은 고딕">
+          <w:rFonts w:ascii="맑은 고딕" w:hAnsi="맑은 고딕" w:eastAsia="맑은 고딕"/>
+          <w:b/>
+          <w:color w:val="1F2937"/>
+          <w:sz w:val="21"/>
+        </w:rPr>
+        <w:t xml:space="preserve">LP 인기도(판매량): </w:t>
+      </w:r>
+      <w:r>
+        <w:rPr w:rFonts="맑은 고딕">
+          <w:rFonts w:ascii="맑은 고딕" w:hAnsi="맑은 고딕" w:eastAsia="맑은 고딕"/>
+          <w:b w:val="0"/>
+          <w:sz w:val="21"/>
+        </w:rPr>
+        <w:t>영화의 폭발적인 대중적 화제성에 힘입어 북미와 유럽, 아시아 등지에서 영화 음악 애호가들과 젊은 세대 사이에서 높은 판매고를 기록하며 전 세계적인 컬트적 인기를 누렸습니다.</w:t>
+      </w:r>
+    </w:p>
+    <w:p>
+      <w:pPr>
+        <w:spacing w:line="324" w:lineRule="auto" w:after="80"/>
+      </w:pPr>
+      <w:r>
+        <w:rPr w:rFonts="맑은 고딕">
+          <w:rFonts w:ascii="맑은 고딕" w:hAnsi="맑은 고딕" w:eastAsia="맑은 고딕"/>
+          <w:b w:val="0"/>
+          <w:color w:val="6B7280"/>
+          <w:sz w:val="21"/>
+        </w:rPr>
+        <w:t xml:space="preserve">· </w:t>
+      </w:r>
+      <w:r>
+        <w:rPr w:rFonts="맑은 고딕">
+          <w:rFonts w:ascii="맑은 고딕" w:hAnsi="맑은 고딕" w:eastAsia="맑은 고딕"/>
+          <w:b/>
+          <w:color w:val="1F2937"/>
+          <w:sz w:val="21"/>
+        </w:rPr>
+        <w:t xml:space="preserve">각종 수상경력: </w:t>
+      </w:r>
+      <w:r>
+        <w:rPr w:rFonts="맑은 고딕">
+          <w:rFonts w:ascii="맑은 고딕" w:hAnsi="맑은 고딕" w:eastAsia="맑은 고딕"/>
+          <w:b w:val="0"/>
+          <w:sz w:val="21"/>
+        </w:rPr>
+        <w:t>대형 음악 시상식의 트로피보다는 1980년대 초 청춘 영화 사운드트랙 붐을 견인한 문화적 상징작으로 인정받으며, 수많은 팝 키즈들의 가슴속에 지워지지 않는 멜로디의 고전으로 각인되었습니다.</w:t>
+      </w:r>
+    </w:p>
+    <w:p>
+      <w:pPr>
+        <w:spacing w:line="324" w:lineRule="auto" w:before="200" w:after="80"/>
+      </w:pPr>
+      <w:r>
+        <w:rPr w:rFonts="맑은 고딕">
+          <w:rFonts w:ascii="맑은 고딕" w:hAnsi="맑은 고딕" w:eastAsia="맑은 고딕"/>
+          <w:b/>
+          <w:color w:val="1E3A8A"/>
+          <w:sz w:val="24"/>
+        </w:rPr>
+        <w:t>2. 아티스트 정보</w:t>
+      </w:r>
+    </w:p>
+    <w:p>
+      <w:pPr>
+        <w:spacing w:line="324" w:lineRule="auto" w:after="80"/>
+      </w:pPr>
+      <w:r>
+        <w:rPr w:rFonts="맑은 고딕">
+          <w:rFonts w:ascii="맑은 고딕" w:hAnsi="맑은 고딕" w:eastAsia="맑은 고딕"/>
+          <w:b w:val="0"/>
+          <w:color w:val="6B7280"/>
+          <w:sz w:val="21"/>
+        </w:rPr>
+        <w:t xml:space="preserve">· </w:t>
+      </w:r>
+      <w:r>
+        <w:rPr w:rFonts="맑은 고딕">
+          <w:rFonts w:ascii="맑은 고딕" w:hAnsi="맑은 고딕" w:eastAsia="맑은 고딕"/>
+          <w:b/>
+          <w:color w:val="1F2937"/>
+          <w:sz w:val="21"/>
+        </w:rPr>
+        <w:t xml:space="preserve">국적: </w:t>
+      </w:r>
+      <w:r>
+        <w:rPr w:rFonts="맑은 고딕">
+          <w:rFonts w:ascii="맑은 고딕" w:hAnsi="맑은 고딕" w:eastAsia="맑은 고딕"/>
+          <w:b w:val="0"/>
+          <w:sz w:val="21"/>
+        </w:rPr>
+        <w:t>미국 / 다국적 연합 (Various Artists)</w:t>
+      </w:r>
+    </w:p>
+    <w:p>
+      <w:pPr>
+        <w:spacing w:line="324" w:lineRule="auto" w:after="80"/>
+      </w:pPr>
+      <w:r>
+        <w:rPr w:rFonts="맑은 고딕">
+          <w:rFonts w:ascii="맑은 고딕" w:hAnsi="맑은 고딕" w:eastAsia="맑은 고딕"/>
+          <w:b w:val="0"/>
+          <w:color w:val="6B7280"/>
+          <w:sz w:val="21"/>
+        </w:rPr>
+        <w:t xml:space="preserve">· </w:t>
+      </w:r>
+      <w:r>
+        <w:rPr w:rFonts="맑은 고딕">
+          <w:rFonts w:ascii="맑은 고딕" w:hAnsi="맑은 고딕" w:eastAsia="맑은 고딕"/>
+          <w:b/>
+          <w:color w:val="1F2937"/>
+          <w:sz w:val="21"/>
+        </w:rPr>
+        <w:t xml:space="preserve">생몰년도: </w:t>
+      </w:r>
+      <w:r>
+        <w:rPr w:rFonts="맑은 고딕">
+          <w:rFonts w:ascii="맑은 고딕" w:hAnsi="맑은 고딕" w:eastAsia="맑은 고딕"/>
+          <w:b w:val="0"/>
+          <w:sz w:val="21"/>
+        </w:rPr>
+        <w:t>1980년대 초반 당시 전성기를 누리던 아티스트들의 협업 (음반 발매: 1981년)</w:t>
+      </w:r>
+    </w:p>
+    <w:p>
+      <w:pPr>
+        <w:spacing w:line="324" w:lineRule="auto" w:after="80"/>
+      </w:pPr>
+      <w:r>
+        <w:rPr w:rFonts="맑은 고딕">
+          <w:rFonts w:ascii="맑은 고딕" w:hAnsi="맑은 고딕" w:eastAsia="맑은 고딕"/>
+          <w:b w:val="0"/>
+          <w:color w:val="6B7280"/>
+          <w:sz w:val="21"/>
+        </w:rPr>
+        <w:t xml:space="preserve">· </w:t>
+      </w:r>
+      <w:r>
+        <w:rPr w:rFonts="맑은 고딕">
+          <w:rFonts w:ascii="맑은 고딕" w:hAnsi="맑은 고딕" w:eastAsia="맑은 고딕"/>
+          <w:b/>
+          <w:color w:val="1F2937"/>
+          <w:sz w:val="21"/>
+        </w:rPr>
+        <w:t xml:space="preserve">그룹 소속: </w:t>
+      </w:r>
+      <w:r>
+        <w:rPr w:rFonts="맑은 고딕">
+          <w:rFonts w:ascii="맑은 고딕" w:hAnsi="맑은 고딕" w:eastAsia="맑은 고딕"/>
+          <w:b w:val="0"/>
+          <w:sz w:val="21"/>
+        </w:rPr>
+        <w:t>옴니버스 컴필레이션 (Various Artists)</w:t>
+      </w:r>
+    </w:p>
+    <w:p>
+      <w:pPr>
+        <w:spacing w:line="324" w:lineRule="auto" w:after="80"/>
+      </w:pPr>
+      <w:r>
+        <w:rPr w:rFonts="맑은 고딕">
+          <w:rFonts w:ascii="맑은 고딕" w:hAnsi="맑은 고딕" w:eastAsia="맑은 고딕"/>
+          <w:b w:val="0"/>
+          <w:color w:val="6B7280"/>
+          <w:sz w:val="21"/>
+        </w:rPr>
+        <w:t xml:space="preserve">· </w:t>
+      </w:r>
+      <w:r>
+        <w:rPr w:rFonts="맑은 고딕">
+          <w:rFonts w:ascii="맑은 고딕" w:hAnsi="맑은 고딕" w:eastAsia="맑은 고딕"/>
+          <w:b/>
+          <w:color w:val="1F2937"/>
+          <w:sz w:val="21"/>
+        </w:rPr>
+        <w:t xml:space="preserve">아티스트 소개: </w:t>
+      </w:r>
+      <w:r>
+        <w:rPr w:rFonts="맑은 고딕">
+          <w:rFonts w:ascii="맑은 고딕" w:hAnsi="맑은 고딕" w:eastAsia="맑은 고딕"/>
+          <w:b w:val="0"/>
+          <w:sz w:val="21"/>
+        </w:rPr>
+        <w:t>본 앨범은 당대 팝 음악계의 트렌드를 선도하던 다채로운 보컬리스트들과 탁월한 세션 뮤지션들이 의기투합하여 완성한 프로젝트입니다. 각 아티스트들은 팝과 록, 뉴웨이브와 발라드를 아우르는 독창적인 음악적 스펙트럼을 선보이며 1980년대 팝 음악 르네상스의 시작을 화려하게 장식했습니다.</w:t>
+      </w:r>
+    </w:p>
+    <w:p>
+      <w:pPr>
+        <w:spacing w:line="324" w:lineRule="auto" w:before="200" w:after="80"/>
+      </w:pPr>
+      <w:r>
+        <w:rPr w:rFonts="맑은 고딕">
+          <w:rFonts w:ascii="맑은 고딕" w:hAnsi="맑은 고딕" w:eastAsia="맑은 고딕"/>
+          <w:b/>
+          <w:color w:val="1E3A8A"/>
+          <w:sz w:val="24"/>
+        </w:rPr>
+        <w:t>3. 음반 상세 분석</w:t>
+      </w:r>
+    </w:p>
+    <w:p>
+      <w:pPr>
+        <w:spacing w:line="324" w:lineRule="auto" w:after="80"/>
+      </w:pPr>
+      <w:r>
+        <w:rPr w:rFonts="맑은 고딕">
+          <w:rFonts w:ascii="맑은 고딕" w:hAnsi="맑은 고딕" w:eastAsia="맑은 고딕"/>
+          <w:b w:val="0"/>
+          <w:color w:val="6B7280"/>
+          <w:sz w:val="21"/>
+        </w:rPr>
+        <w:t xml:space="preserve">· </w:t>
+      </w:r>
+      <w:r>
+        <w:rPr w:rFonts="맑은 고딕">
+          <w:rFonts w:ascii="맑은 고딕" w:hAnsi="맑은 고딕" w:eastAsia="맑은 고딕"/>
+          <w:b/>
+          <w:color w:val="1F2937"/>
+          <w:sz w:val="21"/>
+        </w:rPr>
+        <w:t xml:space="preserve">역사적 위치: </w:t>
+      </w:r>
+      <w:r>
+        <w:rPr w:rFonts="맑은 고딕">
+          <w:rFonts w:ascii="맑은 고딕" w:hAnsi="맑은 고딕" w:eastAsia="맑은 고딕"/>
+          <w:b w:val="0"/>
+          <w:sz w:val="21"/>
+        </w:rPr>
+        <w:t>1970년대의 유려한 소프트 록·디스코 열풍과 1980년대의 세련된 신스팝 및 하드 록이 절묘하게 교차하던 과도기적 미학을 가장 명징하게 포착한 사운드트랙입니다. 대중성과 서정성을 겸비한 트랙 배치를 통해 80년대 영화 음악 컴필레이션 앨범의 황금기적 포맷을 정립하는 데 크게 기여했습니다.</w:t>
+      </w:r>
+    </w:p>
+    <w:p>
+      <w:pPr>
+        <w:spacing w:line="324" w:lineRule="auto" w:after="80"/>
+      </w:pPr>
+      <w:r>
+        <w:rPr w:rFonts="맑은 고딕">
+          <w:rFonts w:ascii="맑은 고딕" w:hAnsi="맑은 고딕" w:eastAsia="맑은 고딕"/>
+          <w:b w:val="0"/>
+          <w:color w:val="6B7280"/>
+          <w:sz w:val="21"/>
+        </w:rPr>
+        <w:t xml:space="preserve">· </w:t>
+      </w:r>
+      <w:r>
+        <w:rPr w:rFonts="맑은 고딕">
+          <w:rFonts w:ascii="맑은 고딕" w:hAnsi="맑은 고딕" w:eastAsia="맑은 고딕"/>
+          <w:b/>
+          <w:color w:val="1F2937"/>
+          <w:sz w:val="21"/>
+        </w:rPr>
+        <w:t xml:space="preserve">시대의 흔적(스토리텔링): </w:t>
+      </w:r>
+      <w:r>
+        <w:rPr w:rFonts="맑은 고딕">
+          <w:rFonts w:ascii="맑은 고딕" w:hAnsi="맑은 고딕" w:eastAsia="맑은 고딕"/>
+          <w:b w:val="0"/>
+          <w:sz w:val="21"/>
+        </w:rPr>
+        <w:t>1980년대 초반, 급격한 대중문화의 개방 속에서 금기와 순수 사이를 방황하던 청춘들의 비밀스러운 설렘과 자유에 대한 갈망이 음반 전체에 아련하게 스며 있습니다. 테이프와 바이닐을 통해 번져나가던 그 시절 한여름 밤의 풋풋하고도 관능적인 공기는 오늘날에도 세대를 뛰어넘는 노스탤지어를 불러일으킵니다.</w:t>
+      </w:r>
+    </w:p>
+    <w:p>
+      <w:pPr>
+        <w:spacing w:line="324" w:lineRule="auto" w:before="200" w:after="80"/>
+      </w:pPr>
+      <w:r>
+        <w:rPr w:rFonts="맑은 고딕">
+          <w:rFonts w:ascii="맑은 고딕" w:hAnsi="맑은 고딕" w:eastAsia="맑은 고딕"/>
+          <w:b/>
+          <w:color w:val="1E3A8A"/>
+          <w:sz w:val="24"/>
+        </w:rPr>
+        <w:t>4. 주요 수록곡 및 감상 제언</w:t>
+      </w:r>
+    </w:p>
+    <w:p>
+      <w:pPr>
+        <w:spacing w:line="324" w:lineRule="auto" w:after="80"/>
+      </w:pPr>
+      <w:r>
+        <w:rPr w:rFonts="맑은 고딕">
+          <w:rFonts w:ascii="맑은 고딕" w:hAnsi="맑은 고딕" w:eastAsia="맑은 고딕"/>
+          <w:b w:val="0"/>
+          <w:color w:val="6B7280"/>
+          <w:sz w:val="21"/>
+        </w:rPr>
+        <w:t xml:space="preserve">· </w:t>
+      </w:r>
+      <w:r>
+        <w:rPr w:rFonts="맑은 고딕">
+          <w:rFonts w:ascii="맑은 고딕" w:hAnsi="맑은 고딕" w:eastAsia="맑은 고딕"/>
+          <w:b/>
+          <w:color w:val="1F2937"/>
+          <w:sz w:val="21"/>
+        </w:rPr>
+        <w:t xml:space="preserve">주요 수록곡 특징: </w:t>
+      </w:r>
+      <w:r>
+        <w:rPr w:rFonts="맑은 고딕">
+          <w:rFonts w:ascii="맑은 고딕" w:hAnsi="맑은 고딕" w:eastAsia="맑은 고딕"/>
+          <w:b w:val="0"/>
+          <w:sz w:val="21"/>
+        </w:rPr>
+        <w:t>청량한 기타 리프와 다이내믹한 리듬이 돋보이는 업템포 록 트랙들은 젊음의 활기를 거침없이 뿜어내며, 서정적인 어쿠스틱 선율과 관조적인 보컬이 돋보이는 발라드 및 테마 스코어는 잊을 수 없는 첫사랑의 아련한 잔상을 밀도 높게 그려냅니다.</w:t>
+      </w:r>
+    </w:p>
+    <w:p>
+      <w:pPr>
+        <w:spacing w:line="324" w:lineRule="auto" w:after="80"/>
+      </w:pPr>
+      <w:r>
+        <w:rPr w:rFonts="맑은 고딕">
+          <w:rFonts w:ascii="맑은 고딕" w:hAnsi="맑은 고딕" w:eastAsia="맑은 고딕"/>
+          <w:b w:val="0"/>
+          <w:color w:val="6B7280"/>
+          <w:sz w:val="21"/>
+        </w:rPr>
+        <w:t xml:space="preserve">· </w:t>
+      </w:r>
+      <w:r>
+        <w:rPr w:rFonts="맑은 고딕">
+          <w:rFonts w:ascii="맑은 고딕" w:hAnsi="맑은 고딕" w:eastAsia="맑은 고딕"/>
+          <w:b/>
+          <w:color w:val="1F2937"/>
+          <w:sz w:val="21"/>
+        </w:rPr>
+        <w:t xml:space="preserve">빈티지 감상 제언: </w:t>
+      </w:r>
+      <w:r>
+        <w:rPr w:rFonts="맑은 고딕">
+          <w:rFonts w:ascii="맑은 고딕" w:hAnsi="맑은 고딕" w:eastAsia="맑은 고딕"/>
+          <w:b w:val="0"/>
+          <w:sz w:val="21"/>
+        </w:rPr>
+        <w:t>진공관 앰프의 온기 어린 배음과 턴테이블 카트리지가 묵직한 베이스 라인 및 섬세한 심벌즈의 여운을 긁어낼 때 본 앨범의 진가가 온전히 드러납니다. 디지털 음원에서는 느낄 수 없는 바이닐 특유의 공간감과 두툼한 중음역 질감은 리스너를 단숨에 1981년의 어느 낭만적인 밤으로 인도합니다.</w:t>
+      </w:r>
+    </w:p>
+    <w:p>
+      <w:pPr>
+        <w:spacing w:line="324" w:lineRule="auto" w:after="80"/>
+      </w:pPr>
+      <w:r>
+        <w:rPr w:rFonts="맑은 고딕">
+          <w:rFonts w:ascii="맑은 고딕" w:hAnsi="맑은 고딕" w:eastAsia="맑은 고딕"/>
+          <w:b w:val="0"/>
+          <w:color w:val="6B7280"/>
+          <w:sz w:val="21"/>
+        </w:rPr>
+        <w:t xml:space="preserve">· </w:t>
+      </w:r>
+      <w:r>
+        <w:rPr w:rFonts="맑은 고딕">
+          <w:rFonts w:ascii="맑은 고딕" w:hAnsi="맑은 고딕" w:eastAsia="맑은 고딕"/>
+          <w:b/>
+          <w:color w:val="1F2937"/>
+          <w:sz w:val="21"/>
+        </w:rPr>
+        <w:t xml:space="preserve">소장 가치: </w:t>
+      </w:r>
+      <w:r>
+        <w:rPr w:rFonts="맑은 고딕">
+          <w:rFonts w:ascii="맑은 고딕" w:hAnsi="맑은 고딕" w:eastAsia="맑은 고딕"/>
+          <w:b w:val="0"/>
+          <w:sz w:val="21"/>
+        </w:rPr>
+        <w:t>80년대 하이틴 및 로맨스 영화 사운드트랙의 정수를 오리지널 바이닐로 소장할 수 있다는 점과, 아날로그 황금기 특유의 풍성한 사운드 믹싱을 직접 체감할 수 있다는 점에서 올드 팝 및 사운드트랙 컬렉터들에게 대체 불가능한 소장 가치를 지닙니다.</w:t>
+      </w:r>
+    </w:p>
+    <w:p>
+      <w:pPr>
+        <w:spacing w:line="324" w:lineRule="auto" w:after="120" w:before="160"/>
+      </w:pPr>
+      <w:r>
+        <w:rPr w:rFonts="맑은 고딕">
+          <w:rFonts w:ascii="맑은 고딕" w:hAnsi="맑은 고딕" w:eastAsia="맑은 고딕"/>
+          <w:b/>
+          <w:color w:val="4338CA"/>
+          <w:sz w:val="21"/>
+        </w:rPr>
+        <w:t>이 음반을 통해 아련했던 시절의 순수함과 턴테이블 바늘 끝에서 피어나는 낭만적인 멜로디가 전해주는 감동을 다시 한번 경험해 보시는 것은 어떨까요?</w:t>
       </w:r>
     </w:p>
     <w:sectPr>
       <w:pgSz w:w="12240" w:h="15840"/>
-      <w:pgMar w:top="1440" w:right="1440" w:bottom="1440" w:left="1440" w:header="720" w:footer="720" w:gutter="0"/>
+      <w:pgMar w:top="1152" w:right="1296" w:bottom="1152" w:left="1296" w:header="720" w:footer="720" w:gutter="0"/>
       <w:cols w:space="720"/>
       <w:docGrid w:linePitch="360"/>
     </w:sectPr>

--- a/word_reports/LP_0039_위치_460_Various Artists_Private L.docx
+++ b/word_reports/LP_0039_위치_460_Various Artists_Private L.docx
@@ -32,7 +32,7 @@
     </w:p>
     <w:p>
       <w:pPr>
-        <w:spacing w:line="324" w:lineRule="auto" w:before="80" w:after="160"/>
+        <w:spacing w:line="324" w:lineRule="auto" w:before="80" w:after="120"/>
       </w:pPr>
       <w:r>
         <w:rPr w:rFonts="맑은 고딕">
@@ -42,13 +42,6 @@
           <w:sz w:val="22"/>
         </w:rPr>
         <w:t xml:space="preserve">[음반 소개] </w:t>
-      </w:r>
-      <w:r>
-        <w:rPr w:rFonts="맑은 고딕">
-          <w:rFonts w:ascii="맑은 고딕" w:hAnsi="맑은 고딕" w:eastAsia="맑은 고딕"/>
-          <w:b w:val="0"/>
-          <w:sz w:val="21"/>
-        </w:rPr>
       </w:r>
     </w:p>
     <w:p>
@@ -61,7 +54,33 @@
           <w:b w:val="0"/>
           <w:sz w:val="21"/>
         </w:rPr>
-        <w:t>1981년 전 세계 청춘들의 심장을 뒤흔들었던 화제작, 영화 《개인교수(Private Lessons)》의 사운드트랙은 80년대 초반 찬란하게 태동하던 팝과 록, 그리고 감미로운 AOR 사운드의 매혹적인 정수를 담아낸 기념비적 음반입니다. 스크린을 수놓았던 아찔하고도 풋풋한 로맨스의 순간들은 당대 최고의 뮤지션들이 직조해 낸 감각적인 선율을 타고 한 편의 아름다운 청춘의 시(詩)로 환생합니다. 화려한 멜로디 이면에 서정적인 잔향을 남기는 이 앨범은, 단순히 영화의 배경음악을 넘어 1980년대 아날로그 팝 사운드가 지닌 낭만적 미학을 가장 뜨겁게 웅변하고 있습니다.</w:t>
+        <w:t>1980년대가 막 태동하던 시기, 대중문화는 자유와 낭만, 그리고 청춘의 미열을 머금은 감각적인 영상과 음악으로 새로운 시대를 열어젖혔습니다. 1981년 개봉하여 당대 청춘들에게 강렬한 잔상을 남긴 영화 &lt;개인 교수(Private Lessons)&gt;의 오리지널 사운드트랙인 본 음반은, 단순한 영화의 부속물을 넘어 70년대 후반의 록 스피릿과 80년대 초반의 세련된 팝/AOR 사운드가 찬란하게 교차하던 지점을 선명하게 포착해 낸 타임캡슐과도 같은 작품입니다. 전 세계 남성들의 가슴을 흔들었던 배우 실비아 크리스텔의 매혹적인 이미지 이면에는, 이처럼 당대 최고의 음악적 기량을 지닌 아티스트들의 다채로운 호흡이 유려하게 직조되어 있었습니다.</w:t>
+      </w:r>
+    </w:p>
+    <w:p>
+      <w:pPr>
+        <w:spacing w:line="324" w:lineRule="auto" w:after="120"/>
+      </w:pPr>
+      <w:r>
+        <w:rPr w:rFonts="맑은 고딕">
+          <w:rFonts w:ascii="맑은 고딕" w:hAnsi="맑은 고딕" w:eastAsia="맑은 고딕"/>
+          <w:b w:val="0"/>
+          <w:sz w:val="21"/>
+        </w:rPr>
+        <w:t>이 음반은 소년의 성장통과 은밀한 첫사랑의 설렘, 그리고 어른의 세계로 발을 딛는 순간의 혼란과 환희를 음악이라는 공감각적 언어로 완벽히 치환해 냅니다. 경쾌하고 청량한 팝 록 넘버부터 짙은 페이소스가 묻어나는 서정적인 발라드, 그리고 훗날 할리우드 영화음악의 거목으로 자리매김하게 되는 앨런 실베스트리(Alan Silvestri)의 초기 오리지널 스코어가 절묘한 조화를 이루고 있습니다. 참여한 아티스트들은 각자의 음악적 문법을 통해 치기 어린 열정과 아련한 그리움의 정서를 낭만주의적 필치로 그려내며, 앨범 전체를 하나의 유기적인 서사 구조로 완성해 냈습니다.</w:t>
+      </w:r>
+    </w:p>
+    <w:p>
+      <w:pPr>
+        <w:spacing w:line="324" w:lineRule="auto" w:after="120"/>
+      </w:pPr>
+      <w:r>
+        <w:rPr w:rFonts="맑은 고딕">
+          <w:rFonts w:ascii="맑은 고딕" w:hAnsi="맑은 고딕" w:eastAsia="맑은 고딕"/>
+          <w:b w:val="0"/>
+          <w:sz w:val="21"/>
+        </w:rPr>
+        <w:t>세월이 흘러 스크린 속 영상의 빛바랜 질감은 아스라한 추억이 되었지만, 검은 바이닐의 소리골 속에 음각된 멜로디는 여전히 청자의 마음에 풋풋하고도 애틋한 파문을 일으킵니다. 그것은 단순한 복고풍의 유희가 아니라, 누구나 가슴속에 품고 있는 푸르렀던 시절의 순수와 열망을 환기하는 서정적 울림이기 때문입니다. 아날로그 사운드의 온기를 온전히 머금은 본 작은 80년대 팝 음악과 영화음악의 황금기가 어떠한 온도로 타올랐는지를 명징하게 증명해 주는 소중한 예술적 기록입니다.</w:t>
       </w:r>
     </w:p>
     <w:p>
@@ -168,7 +187,7 @@
           <w:b w:val="0"/>
           <w:sz w:val="21"/>
         </w:rPr>
-        <w:t>1981년 영화의 세계적인 흥행 열풍과 맞물려 발매된 오리지널 사운드트랙으로, 당대 팝과 록 씬을 주도하던 실력파 아티스트들의 음악과 감각적인 오리지널 스코어를 망라하여 기획·제작된 음반입니다.</w:t>
+        <w:t>1981년 개봉한 동명의 청춘 영화 &lt;Private Lessons&gt;의 오리지널 사운드트랙으로 제작되어, 당대 팝/록 신의 대표 뮤지션들과 영화음악 작곡가들의 협업으로 탄생한 공식 정규 LP입니다.</w:t>
       </w:r>
     </w:p>
     <w:p>
@@ -199,7 +218,7 @@
           <w:b w:val="0"/>
           <w:sz w:val="21"/>
         </w:rPr>
-        <w:t>영화의 폭발적인 대중적 화제성에 힘입어 북미와 유럽, 아시아 등지에서 영화 음악 애호가들과 젊은 세대 사이에서 높은 판매고를 기록하며 전 세계적인 컬트적 인기를 누렸습니다.</w:t>
+        <w:t>영화의 센세이셔널한 흥행과 더불어 청춘 세대의 전폭적인 지지를 받으며 북미 및 인터내셔널 바이닐 차트에서 준수한 성적을 거두었고, 라디오 에어플레이를 통해 오랫동안 사랑받았습니다.</w:t>
       </w:r>
     </w:p>
     <w:p>
@@ -230,7 +249,7 @@
           <w:b w:val="0"/>
           <w:sz w:val="21"/>
         </w:rPr>
-        <w:t>대형 음악 시상식의 트로피보다는 1980년대 초 청춘 영화 사운드트랙 붐을 견인한 문화적 상징작으로 인정받으며, 수많은 팝 키즈들의 가슴속에 지워지지 않는 멜로디의 고전으로 각인되었습니다.</w:t>
+        <w:t>제도권의 거창한 시상식 트로피를 넘어, 1980년대 청춘 영화 사운드트랙의 전형적인 미학을 구축한 웰메이드 팝 컴필레이션 음반으로서 컬트적인 지지와 평단의 긍정적인 회고를 이끌어냈습니다.</w:t>
       </w:r>
     </w:p>
     <w:p>
@@ -275,7 +294,7 @@
           <w:b w:val="0"/>
           <w:sz w:val="21"/>
         </w:rPr>
-        <w:t>미국 / 다국적 연합 (Various Artists)</w:t>
+        <w:t>미국 / 다국적 (Various Artists)</w:t>
       </w:r>
     </w:p>
     <w:p>
@@ -306,7 +325,7 @@
           <w:b w:val="0"/>
           <w:sz w:val="21"/>
         </w:rPr>
-        <w:t>1980년대 초반 당시 전성기를 누리던 아티스트들의 협업 (음반 발매: 1981년)</w:t>
+        <w:t>1981년 발매 (참여 뮤지션: 존 홀, 앨런 실베스트리 등 20세기 후반 활동)</w:t>
       </w:r>
     </w:p>
     <w:p>
@@ -337,7 +356,7 @@
           <w:b w:val="0"/>
           <w:sz w:val="21"/>
         </w:rPr>
-        <w:t>옴니버스 컴필레이션 (Various Artists)</w:t>
+        <w:t>옴니버스 컴필레이션 / 사운드트랙 프로젝트</w:t>
       </w:r>
     </w:p>
     <w:p>
@@ -368,7 +387,7 @@
           <w:b w:val="0"/>
           <w:sz w:val="21"/>
         </w:rPr>
-        <w:t>본 앨범은 당대 팝 음악계의 트렌드를 선도하던 다채로운 보컬리스트들과 탁월한 세션 뮤지션들이 의기투합하여 완성한 프로젝트입니다. 각 아티스트들은 팝과 록, 뉴웨이브와 발라드를 아우르는 독창적인 음악적 스펙트럼을 선보이며 1980년대 팝 음악 르네상스의 시작을 화려하게 장식했습니다.</w:t>
+        <w:t>본 앨범은 록, 파워 팝, 뉴웨이브, 관현악 스코어 등 각기 다른 음악적 지향점을 지닌 정상급 아티스트들이 영화의 테마 아래 융합된 프로젝트 음반입니다. 대중음악의 전성기를 이끌던 연주자들과 훗날 거장으로 도약한 음악가들의 초기 역량이 결집되어 독창적이면서도 세련된 80년대 팝 사운드의 진수를 들려줍니다.</w:t>
       </w:r>
     </w:p>
     <w:p>
@@ -413,7 +432,7 @@
           <w:b w:val="0"/>
           <w:sz w:val="21"/>
         </w:rPr>
-        <w:t>1970년대의 유려한 소프트 록·디스코 열풍과 1980년대의 세련된 신스팝 및 하드 록이 절묘하게 교차하던 과도기적 미학을 가장 명징하게 포착한 사운드트랙입니다. 대중성과 서정성을 겸비한 트랙 배치를 통해 80년대 영화 음악 컴필레이션 앨범의 황금기적 포맷을 정립하는 데 크게 기여했습니다.</w:t>
+        <w:t>1980년대 청춘·로맨스 영화 음악이 대중문화의 중심 트렌드로 진입하던 시발점에 위치한 음반으로, 기성 팝 트랙의 효과적인 라이선싱과 드라마틱한 오리지널 스코어가 완벽한 균형을 이룬 모범적인 사운드트랙으로 평가받습니다.</w:t>
       </w:r>
     </w:p>
     <w:p>
@@ -444,7 +463,7 @@
           <w:b w:val="0"/>
           <w:sz w:val="21"/>
         </w:rPr>
-        <w:t>1980년대 초반, 급격한 대중문화의 개방 속에서 금기와 순수 사이를 방황하던 청춘들의 비밀스러운 설렘과 자유에 대한 갈망이 음반 전체에 아련하게 스며 있습니다. 테이프와 바이닐을 통해 번져나가던 그 시절 한여름 밤의 풋풋하고도 관능적인 공기는 오늘날에도 세대를 뛰어넘는 노스탤지어를 불러일으킵니다.</w:t>
+        <w:t>카세트테이프와 턴테이블로 음악을 들으며 자유와 사랑을 동경하던 80년대 초반 젊은이들의 문화적 공기, 그리고 아날로그 특유의 낭만적이고도 솔직한 감정선이 레코드 한 장에 짙게 투영되어 있습니다.</w:t>
       </w:r>
     </w:p>
     <w:p>
@@ -489,7 +508,7 @@
           <w:b w:val="0"/>
           <w:sz w:val="21"/>
         </w:rPr>
-        <w:t>청량한 기타 리프와 다이내믹한 리듬이 돋보이는 업템포 록 트랙들은 젊음의 활기를 거침없이 뿜어내며, 서정적인 어쿠스틱 선율과 관조적인 보컬이 돋보이는 발라드 및 테마 스코어는 잊을 수 없는 첫사랑의 아련한 잔상을 밀도 높게 그려냅니다.</w:t>
+        <w:t>청량한 기타 리프와 드라이브감 넘치는 비트가 돋보이는 팝 록 트랙들은 듣는 이에게 생동감 넘치는 에너지를 전하며, 영화의 주요 감정선을 리드하는 어쿠스틱/오케스트라 스코어는 섬세하고 애틋한 멜로디 라인으로 깊은 서정성을 자아냅니다.</w:t>
       </w:r>
     </w:p>
     <w:p>
@@ -520,7 +539,7 @@
           <w:b w:val="0"/>
           <w:sz w:val="21"/>
         </w:rPr>
-        <w:t>진공관 앰프의 온기 어린 배음과 턴테이블 카트리지가 묵직한 베이스 라인 및 섬세한 심벌즈의 여운을 긁어낼 때 본 앨범의 진가가 온전히 드러납니다. 디지털 음원에서는 느낄 수 없는 바이닐 특유의 공간감과 두툼한 중음역 질감은 리스너를 단숨에 1981년의 어느 낭만적인 밤으로 인도합니다.</w:t>
+        <w:t>진공관 앰프를 통해 흘러나오는 턴테이블의 바늘 끝에서 80년대 초 아날로그 믹싱 특유의 따뜻하고 풍성한 질감이 극대화됩니다. 중음역대의 도톰한 보컬 사운드와 자연스럽게 공간을 메우는 베이스의 울림에 귀를 기울이시면 한층 깊은 감동을 느낄 수 있습니다.</w:t>
       </w:r>
     </w:p>
     <w:p>
@@ -551,7 +570,7 @@
           <w:b w:val="0"/>
           <w:sz w:val="21"/>
         </w:rPr>
-        <w:t>80년대 하이틴 및 로맨스 영화 사운드트랙의 정수를 오리지널 바이닐로 소장할 수 있다는 점과, 아날로그 황금기 특유의 풍성한 사운드 믹싱을 직접 체감할 수 있다는 점에서 올드 팝 및 사운드트랙 컬렉터들에게 대체 불가능한 소장 가치를 지닙니다.</w:t>
+        <w:t>당대 대중문화의 아이콘이었던 실비아 크리스텔의 이미지가 살아 숨 쉬는 오리지널 재킷 아트워크와 더불어, 명장 앨런 실베스트리의 초기 음악적 숨결을 바이닐로 확인할 수 있다는 점에서 LP 컬렉터들에게 대단히 매력적인 수집 가치를 지닙니다.</w:t>
       </w:r>
     </w:p>
     <w:p>
@@ -565,7 +584,7 @@
           <w:color w:val="4338CA"/>
           <w:sz w:val="21"/>
         </w:rPr>
-        <w:t>이 음반을 통해 아련했던 시절의 순수함과 턴테이블 바늘 끝에서 피어나는 낭만적인 멜로디가 전해주는 감동을 다시 한번 경험해 보시는 것은 어떨까요?</w:t>
+        <w:t>이 음반을 통해 아날로그의 따스한 숨결 속에서 피어나는 아련한 청춘의 기억과 낭만이 전해주는 감동을 다시 한번 경험해 보시는 것은 어떨까요?</w:t>
       </w:r>
     </w:p>
     <w:sectPr>
